--- a/word/表11  VV-ECMO 临床启动快速筛查评估表(2).docx
+++ b/word/表11  VV-ECMO 临床启动快速筛查评估表(2).docx
@@ -4,6 +4,8 @@
   <w:body>
     <w:p>
       <w:pPr>
+        <w:snapToGrid w:val="0"/>
+        <w:spacing w:after="0" w:line="240" w:lineRule="auto"/>
         <w:jc w:val="center"/>
         <w:rPr>
           <w:rFonts w:ascii="Times New Roman Regular" w:hAnsi="Times New Roman Regular" w:cs="Times New Roman Regular"/>
@@ -65,6 +67,11 @@
       <w:tblPr>
         <w:tblStyle w:val="ab"/>
         <w:tblW w:w="10595" w:type="dxa"/>
+        <w:tblLayout w:type="fixed"/>
+        <w:tblCellMar>
+          <w:left w:w="20" w:type="dxa"/>
+          <w:right w:w="20" w:type="dxa"/>
+        </w:tblCellMar>
         <w:tblLook w:val="04A0" w:firstRow="1" w:lastRow="0" w:firstColumn="1" w:lastColumn="0" w:noHBand="0" w:noVBand="1"/>
       </w:tblPr>
       <w:tblGrid>
@@ -78,9 +85,6 @@
         <w:gridCol w:w="649"/>
       </w:tblGrid>
       <w:tr>
-        <w:trPr>
-          <w:trHeight w:val="69"/>
-        </w:trPr>
         <w:tc>
           <w:tcPr>
             <w:tcW w:w="1175" w:type="dxa"/>
@@ -88,6 +92,7 @@
           </w:tcPr>
           <w:p>
             <w:pPr>
+              <w:snapToGrid w:val="0"/>
               <w:spacing w:after="0" w:line="240" w:lineRule="auto"/>
               <w:rPr>
                 <w:rFonts w:ascii="Times New Roman Regular" w:hAnsi="Times New Roman Regular" w:cs="Times New Roman Regular"/>
@@ -113,6 +118,7 @@
           </w:tcPr>
           <w:p>
             <w:pPr>
+              <w:snapToGrid w:val="0"/>
               <w:spacing w:after="0" w:line="240" w:lineRule="auto"/>
               <w:rPr>
                 <w:rFonts w:ascii="Times New Roman Regular" w:hAnsi="Times New Roman Regular" w:cs="Times New Roman Regular"/>
@@ -129,6 +135,7 @@
           </w:tcPr>
           <w:p>
             <w:pPr>
+              <w:snapToGrid w:val="0"/>
               <w:spacing w:after="0" w:line="240" w:lineRule="auto"/>
               <w:jc w:val="center"/>
               <w:rPr>
@@ -155,6 +162,7 @@
           </w:tcPr>
           <w:p>
             <w:pPr>
+              <w:snapToGrid w:val="0"/>
               <w:spacing w:after="0" w:line="240" w:lineRule="auto"/>
               <w:rPr>
                 <w:rFonts w:ascii="Times New Roman Regular" w:hAnsi="Times New Roman Regular" w:cs="Times New Roman Regular"/>
@@ -202,9 +210,6 @@
         </w:tc>
       </w:tr>
       <w:tr>
-        <w:trPr>
-          <w:trHeight w:val="69"/>
-        </w:trPr>
         <w:tc>
           <w:tcPr>
             <w:tcW w:w="1175" w:type="dxa"/>
@@ -212,6 +217,7 @@
           </w:tcPr>
           <w:p>
             <w:pPr>
+              <w:snapToGrid w:val="0"/>
               <w:spacing w:after="0" w:line="240" w:lineRule="auto"/>
               <w:rPr>
                 <w:rFonts w:ascii="Times New Roman Regular" w:hAnsi="Times New Roman Regular" w:cs="Times New Roman Regular"/>
@@ -237,6 +243,7 @@
           </w:tcPr>
           <w:p>
             <w:pPr>
+              <w:snapToGrid w:val="0"/>
               <w:spacing w:after="0" w:line="240" w:lineRule="auto"/>
               <w:rPr>
                 <w:rFonts w:ascii="Times New Roman Regular" w:hAnsi="Times New Roman Regular" w:cs="Times New Roman Regular"/>
@@ -259,6 +266,7 @@
           </w:tcPr>
           <w:p>
             <w:pPr>
+              <w:snapToGrid w:val="0"/>
               <w:spacing w:after="0" w:line="240" w:lineRule="auto"/>
               <w:jc w:val="center"/>
               <w:rPr>
@@ -285,6 +293,7 @@
           </w:tcPr>
           <w:p>
             <w:pPr>
+              <w:snapToGrid w:val="0"/>
               <w:spacing w:after="0" w:line="240" w:lineRule="auto"/>
               <w:rPr>
                 <w:rFonts w:ascii="Times New Roman Regular" w:hAnsi="Times New Roman Regular" w:cs="Times New Roman Regular"/>
@@ -356,9 +365,6 @@
         </w:tc>
       </w:tr>
       <w:tr>
-        <w:trPr>
-          <w:trHeight w:val="69"/>
-        </w:trPr>
         <w:tc>
           <w:tcPr>
             <w:tcW w:w="1175" w:type="dxa"/>
@@ -367,6 +373,7 @@
           </w:tcPr>
           <w:p>
             <w:pPr>
+              <w:snapToGrid w:val="0"/>
               <w:spacing w:after="0" w:line="240" w:lineRule="auto"/>
               <w:rPr>
                 <w:rFonts w:ascii="Times New Roman Regular" w:hAnsi="Times New Roman Regular" w:cs="Times New Roman Regular"/>
@@ -393,6 +400,7 @@
           </w:tcPr>
           <w:p>
             <w:pPr>
+              <w:snapToGrid w:val="0"/>
               <w:spacing w:after="0" w:line="240" w:lineRule="auto"/>
               <w:rPr>
                 <w:rFonts w:ascii="Times New Roman Regular" w:hAnsi="Times New Roman Regular" w:cs="Times New Roman Regular"/>
@@ -492,9 +500,6 @@
         </w:tc>
       </w:tr>
       <w:tr>
-        <w:trPr>
-          <w:trHeight w:val="69"/>
-        </w:trPr>
         <w:tc>
           <w:tcPr>
             <w:tcW w:w="10595" w:type="dxa"/>
@@ -503,6 +508,7 @@
           </w:tcPr>
           <w:p>
             <w:pPr>
+              <w:snapToGrid w:val="0"/>
               <w:spacing w:after="0" w:line="240" w:lineRule="auto"/>
               <w:jc w:val="both"/>
               <w:rPr>
@@ -579,9 +585,6 @@
         </w:tc>
       </w:tr>
       <w:tr>
-        <w:trPr>
-          <w:trHeight w:val="69"/>
-        </w:trPr>
         <w:tc>
           <w:tcPr>
             <w:tcW w:w="5382" w:type="dxa"/>
@@ -590,6 +593,7 @@
           </w:tcPr>
           <w:p>
             <w:pPr>
+              <w:snapToGrid w:val="0"/>
               <w:spacing w:after="0" w:line="240" w:lineRule="auto"/>
               <w:jc w:val="center"/>
               <w:rPr>
@@ -617,6 +621,7 @@
           </w:tcPr>
           <w:p>
             <w:pPr>
+              <w:snapToGrid w:val="0"/>
               <w:spacing w:after="0" w:line="240" w:lineRule="auto"/>
               <w:jc w:val="center"/>
               <w:rPr>
@@ -643,6 +648,7 @@
           </w:tcPr>
           <w:p>
             <w:pPr>
+              <w:snapToGrid w:val="0"/>
               <w:spacing w:after="0" w:line="240" w:lineRule="auto"/>
               <w:jc w:val="center"/>
               <w:rPr>
@@ -662,9 +668,6 @@
         </w:tc>
       </w:tr>
       <w:tr>
-        <w:trPr>
-          <w:trHeight w:val="69"/>
-        </w:trPr>
         <w:tc>
           <w:tcPr>
             <w:tcW w:w="5382" w:type="dxa"/>
@@ -673,6 +676,7 @@
           </w:tcPr>
           <w:p>
             <w:pPr>
+              <w:snapToGrid w:val="0"/>
               <w:spacing w:after="0" w:line="240" w:lineRule="auto"/>
               <w:jc w:val="center"/>
               <w:rPr>
@@ -714,6 +718,7 @@
           </w:tcPr>
           <w:p>
             <w:pPr>
+              <w:snapToGrid w:val="0"/>
               <w:spacing w:after="0" w:line="240" w:lineRule="auto"/>
               <w:jc w:val="center"/>
               <w:rPr>
@@ -748,6 +753,7 @@
           </w:tcPr>
           <w:p>
             <w:pPr>
+              <w:snapToGrid w:val="0"/>
               <w:spacing w:after="0" w:line="240" w:lineRule="auto"/>
               <w:jc w:val="center"/>
               <w:rPr>
@@ -765,9 +771,6 @@
         </w:tc>
       </w:tr>
       <w:tr>
-        <w:trPr>
-          <w:trHeight w:val="69"/>
-        </w:trPr>
         <w:tc>
           <w:tcPr>
             <w:tcW w:w="5382" w:type="dxa"/>
@@ -776,6 +779,7 @@
           </w:tcPr>
           <w:p>
             <w:pPr>
+              <w:snapToGrid w:val="0"/>
               <w:spacing w:after="0" w:line="240" w:lineRule="auto"/>
               <w:jc w:val="center"/>
               <w:rPr>
@@ -805,6 +809,7 @@
           </w:tcPr>
           <w:p>
             <w:pPr>
+              <w:snapToGrid w:val="0"/>
               <w:spacing w:after="0" w:line="240" w:lineRule="auto"/>
               <w:jc w:val="center"/>
               <w:rPr>
@@ -845,6 +850,7 @@
           </w:tcPr>
           <w:p>
             <w:pPr>
+              <w:snapToGrid w:val="0"/>
               <w:spacing w:after="0" w:line="240" w:lineRule="auto"/>
               <w:jc w:val="center"/>
               <w:rPr>
@@ -862,9 +868,6 @@
         </w:tc>
       </w:tr>
       <w:tr>
-        <w:trPr>
-          <w:trHeight w:val="69"/>
-        </w:trPr>
         <w:tc>
           <w:tcPr>
             <w:tcW w:w="5382" w:type="dxa"/>
@@ -873,6 +876,7 @@
           </w:tcPr>
           <w:p>
             <w:pPr>
+              <w:snapToGrid w:val="0"/>
               <w:spacing w:after="0" w:line="240" w:lineRule="auto"/>
               <w:jc w:val="center"/>
               <w:rPr>
@@ -920,6 +924,7 @@
           </w:tcPr>
           <w:p>
             <w:pPr>
+              <w:snapToGrid w:val="0"/>
               <w:spacing w:after="0" w:line="240" w:lineRule="auto"/>
               <w:jc w:val="center"/>
               <w:rPr>
@@ -960,6 +965,7 @@
           </w:tcPr>
           <w:p>
             <w:pPr>
+              <w:snapToGrid w:val="0"/>
               <w:spacing w:after="0" w:line="240" w:lineRule="auto"/>
               <w:jc w:val="center"/>
               <w:rPr>
@@ -977,9 +983,6 @@
         </w:tc>
       </w:tr>
       <w:tr>
-        <w:trPr>
-          <w:trHeight w:val="69"/>
-        </w:trPr>
         <w:tc>
           <w:tcPr>
             <w:tcW w:w="5382" w:type="dxa"/>
@@ -988,6 +991,7 @@
           </w:tcPr>
           <w:p>
             <w:pPr>
+              <w:snapToGrid w:val="0"/>
               <w:spacing w:after="0" w:line="240" w:lineRule="auto"/>
               <w:jc w:val="center"/>
               <w:rPr>
@@ -1029,6 +1033,7 @@
           </w:tcPr>
           <w:p>
             <w:pPr>
+              <w:snapToGrid w:val="0"/>
               <w:spacing w:after="0" w:line="240" w:lineRule="auto"/>
               <w:jc w:val="center"/>
               <w:rPr>
@@ -1045,6 +1050,7 @@
           </w:tcPr>
           <w:p>
             <w:pPr>
+              <w:snapToGrid w:val="0"/>
               <w:spacing w:after="0" w:line="240" w:lineRule="auto"/>
               <w:jc w:val="center"/>
               <w:rPr>
@@ -1062,9 +1068,6 @@
         </w:tc>
       </w:tr>
       <w:tr>
-        <w:trPr>
-          <w:trHeight w:val="69"/>
-        </w:trPr>
         <w:tc>
           <w:tcPr>
             <w:tcW w:w="5382" w:type="dxa"/>
@@ -1073,6 +1076,7 @@
           </w:tcPr>
           <w:p>
             <w:pPr>
+              <w:snapToGrid w:val="0"/>
               <w:spacing w:after="0" w:line="240" w:lineRule="auto"/>
               <w:jc w:val="center"/>
               <w:rPr>
@@ -1120,6 +1124,7 @@
           </w:tcPr>
           <w:p>
             <w:pPr>
+              <w:snapToGrid w:val="0"/>
               <w:spacing w:after="0" w:line="240" w:lineRule="auto"/>
               <w:jc w:val="center"/>
               <w:rPr>
@@ -1148,6 +1153,7 @@
           </w:tcPr>
           <w:p>
             <w:pPr>
+              <w:snapToGrid w:val="0"/>
               <w:spacing w:after="0" w:line="240" w:lineRule="auto"/>
               <w:jc w:val="center"/>
               <w:rPr>
@@ -1165,9 +1171,6 @@
         </w:tc>
       </w:tr>
       <w:tr>
-        <w:trPr>
-          <w:trHeight w:val="69"/>
-        </w:trPr>
         <w:tc>
           <w:tcPr>
             <w:tcW w:w="5382" w:type="dxa"/>
@@ -1177,6 +1180,7 @@
           </w:tcPr>
           <w:p>
             <w:pPr>
+              <w:snapToGrid w:val="0"/>
               <w:spacing w:after="0" w:line="240" w:lineRule="auto"/>
               <w:jc w:val="center"/>
               <w:rPr>
@@ -1200,6 +1204,7 @@
           </w:tcPr>
           <w:p>
             <w:pPr>
+              <w:snapToGrid w:val="0"/>
               <w:spacing w:after="0" w:line="240" w:lineRule="auto"/>
               <w:jc w:val="center"/>
               <w:rPr>
@@ -1265,6 +1270,7 @@
           </w:tcPr>
           <w:p>
             <w:pPr>
+              <w:snapToGrid w:val="0"/>
               <w:spacing w:after="0" w:line="240" w:lineRule="auto"/>
               <w:jc w:val="center"/>
               <w:rPr>
@@ -1282,9 +1288,6 @@
         </w:tc>
       </w:tr>
       <w:tr>
-        <w:trPr>
-          <w:trHeight w:val="69"/>
-        </w:trPr>
         <w:tc>
           <w:tcPr>
             <w:tcW w:w="10595" w:type="dxa"/>
@@ -1293,6 +1296,7 @@
           </w:tcPr>
           <w:p>
             <w:pPr>
+              <w:snapToGrid w:val="0"/>
               <w:spacing w:after="0" w:line="240" w:lineRule="auto"/>
               <w:rPr>
                 <w:rFonts w:ascii="Times New Roman Regular" w:hAnsi="Times New Roman Regular" w:cs="Times New Roman Regular"/>
@@ -1328,9 +1332,6 @@
         </w:tc>
       </w:tr>
       <w:tr>
-        <w:trPr>
-          <w:trHeight w:val="69"/>
-        </w:trPr>
         <w:tc>
           <w:tcPr>
             <w:tcW w:w="4815" w:type="dxa"/>
@@ -1339,6 +1340,7 @@
           </w:tcPr>
           <w:p>
             <w:pPr>
+              <w:snapToGrid w:val="0"/>
               <w:spacing w:after="0" w:line="240" w:lineRule="auto"/>
               <w:jc w:val="center"/>
               <w:rPr>
@@ -1365,6 +1367,7 @@
           </w:tcPr>
           <w:p>
             <w:pPr>
+              <w:snapToGrid w:val="0"/>
               <w:spacing w:after="0" w:line="240" w:lineRule="auto"/>
               <w:jc w:val="center"/>
               <w:rPr>
@@ -1390,6 +1393,7 @@
           </w:tcPr>
           <w:p>
             <w:pPr>
+              <w:snapToGrid w:val="0"/>
               <w:spacing w:after="0" w:line="240" w:lineRule="auto"/>
               <w:jc w:val="center"/>
               <w:rPr>
@@ -1410,9 +1414,6 @@
         </w:tc>
       </w:tr>
       <w:tr>
-        <w:trPr>
-          <w:trHeight w:val="69"/>
-        </w:trPr>
         <w:tc>
           <w:tcPr>
             <w:tcW w:w="4815" w:type="dxa"/>
@@ -1421,6 +1422,7 @@
           </w:tcPr>
           <w:p>
             <w:pPr>
+              <w:snapToGrid w:val="0"/>
               <w:spacing w:after="0" w:line="240" w:lineRule="auto"/>
               <w:jc w:val="center"/>
               <w:rPr>
@@ -1461,6 +1463,7 @@
           </w:tcPr>
           <w:p>
             <w:pPr>
+              <w:snapToGrid w:val="0"/>
               <w:spacing w:after="0" w:line="240" w:lineRule="auto"/>
               <w:rPr>
                 <w:rFonts w:ascii="Times New Roman Regular" w:hAnsi="Times New Roman Regular" w:cs="Times New Roman Regular"/>
@@ -1481,6 +1484,7 @@
           </w:tcPr>
           <w:p>
             <w:pPr>
+              <w:snapToGrid w:val="0"/>
               <w:spacing w:after="0" w:line="240" w:lineRule="auto"/>
               <w:jc w:val="center"/>
               <w:rPr>
@@ -1497,9 +1501,6 @@
         </w:tc>
       </w:tr>
       <w:tr>
-        <w:trPr>
-          <w:trHeight w:val="69"/>
-        </w:trPr>
         <w:tc>
           <w:tcPr>
             <w:tcW w:w="4815" w:type="dxa"/>
@@ -1508,6 +1509,7 @@
           </w:tcPr>
           <w:p>
             <w:pPr>
+              <w:snapToGrid w:val="0"/>
               <w:spacing w:after="0" w:line="240" w:lineRule="auto"/>
               <w:jc w:val="center"/>
               <w:rPr>
@@ -1530,6 +1532,7 @@
           </w:tcPr>
           <w:p>
             <w:pPr>
+              <w:snapToGrid w:val="0"/>
               <w:spacing w:after="0" w:line="240" w:lineRule="auto"/>
               <w:rPr>
                 <w:rFonts w:ascii="Times New Roman Regular" w:hAnsi="Times New Roman Regular" w:cs="Times New Roman Regular"/>
@@ -1550,6 +1553,7 @@
           </w:tcPr>
           <w:p>
             <w:pPr>
+              <w:snapToGrid w:val="0"/>
               <w:spacing w:after="0" w:line="240" w:lineRule="auto"/>
               <w:jc w:val="center"/>
               <w:rPr>
@@ -1566,9 +1570,6 @@
         </w:tc>
       </w:tr>
       <w:tr>
-        <w:trPr>
-          <w:trHeight w:val="69"/>
-        </w:trPr>
         <w:tc>
           <w:tcPr>
             <w:tcW w:w="10595" w:type="dxa"/>
@@ -1577,6 +1578,7 @@
           </w:tcPr>
           <w:p>
             <w:pPr>
+              <w:snapToGrid w:val="0"/>
               <w:spacing w:after="0" w:line="240" w:lineRule="auto"/>
               <w:rPr>
                 <w:rFonts w:ascii="Times New Roman Regular" w:hAnsi="Times New Roman Regular" w:cs="Times New Roman Regular"/>
@@ -1628,9 +1630,6 @@
         </w:tc>
       </w:tr>
       <w:tr>
-        <w:trPr>
-          <w:trHeight w:val="69"/>
-        </w:trPr>
         <w:tc>
           <w:tcPr>
             <w:tcW w:w="4815" w:type="dxa"/>
@@ -1640,6 +1639,7 @@
           </w:tcPr>
           <w:p>
             <w:pPr>
+              <w:snapToGrid w:val="0"/>
               <w:spacing w:after="0" w:line="240" w:lineRule="auto"/>
               <w:jc w:val="center"/>
               <w:rPr>
@@ -1667,6 +1667,7 @@
           </w:tcPr>
           <w:p>
             <w:pPr>
+              <w:snapToGrid w:val="0"/>
               <w:spacing w:after="0" w:line="240" w:lineRule="auto"/>
               <w:jc w:val="center"/>
               <w:rPr>
@@ -1693,6 +1694,7 @@
           </w:tcPr>
           <w:p>
             <w:pPr>
+              <w:snapToGrid w:val="0"/>
               <w:spacing w:after="0" w:line="240" w:lineRule="auto"/>
               <w:jc w:val="center"/>
               <w:rPr>
@@ -1713,9 +1715,6 @@
         </w:tc>
       </w:tr>
       <w:tr>
-        <w:trPr>
-          <w:trHeight w:val="69"/>
-        </w:trPr>
         <w:tc>
           <w:tcPr>
             <w:tcW w:w="4815" w:type="dxa"/>
@@ -1725,6 +1724,7 @@
           </w:tcPr>
           <w:p>
             <w:pPr>
+              <w:snapToGrid w:val="0"/>
               <w:spacing w:after="0" w:line="240" w:lineRule="auto"/>
               <w:jc w:val="center"/>
               <w:rPr>
@@ -1790,6 +1790,7 @@
           </w:tcPr>
           <w:p>
             <w:pPr>
+              <w:snapToGrid w:val="0"/>
               <w:spacing w:after="0" w:line="240" w:lineRule="auto"/>
               <w:jc w:val="center"/>
               <w:rPr>
@@ -1830,6 +1831,7 @@
           </w:tcPr>
           <w:p>
             <w:pPr>
+              <w:snapToGrid w:val="0"/>
               <w:spacing w:after="0" w:line="240" w:lineRule="auto"/>
               <w:jc w:val="center"/>
               <w:rPr>
@@ -1846,9 +1848,6 @@
         </w:tc>
       </w:tr>
       <w:tr>
-        <w:trPr>
-          <w:trHeight w:val="69"/>
-        </w:trPr>
         <w:tc>
           <w:tcPr>
             <w:tcW w:w="4815" w:type="dxa"/>
@@ -1858,6 +1857,7 @@
           </w:tcPr>
           <w:p>
             <w:pPr>
+              <w:snapToGrid w:val="0"/>
               <w:spacing w:after="0" w:line="240" w:lineRule="auto"/>
               <w:jc w:val="center"/>
               <w:rPr>
@@ -1893,6 +1893,7 @@
           </w:tcPr>
           <w:p>
             <w:pPr>
+              <w:snapToGrid w:val="0"/>
               <w:spacing w:after="0" w:line="240" w:lineRule="auto"/>
               <w:jc w:val="center"/>
               <w:rPr>
@@ -1939,6 +1940,7 @@
           </w:tcPr>
           <w:p>
             <w:pPr>
+              <w:snapToGrid w:val="0"/>
               <w:spacing w:after="0" w:line="240" w:lineRule="auto"/>
               <w:jc w:val="center"/>
               <w:rPr>
@@ -1955,9 +1957,6 @@
         </w:tc>
       </w:tr>
       <w:tr>
-        <w:trPr>
-          <w:trHeight w:val="69"/>
-        </w:trPr>
         <w:tc>
           <w:tcPr>
             <w:tcW w:w="4815" w:type="dxa"/>
@@ -1967,6 +1966,7 @@
           </w:tcPr>
           <w:p>
             <w:pPr>
+              <w:snapToGrid w:val="0"/>
               <w:spacing w:after="0" w:line="240" w:lineRule="auto"/>
               <w:jc w:val="center"/>
               <w:rPr>
@@ -1990,6 +1990,7 @@
           </w:tcPr>
           <w:p>
             <w:pPr>
+              <w:snapToGrid w:val="0"/>
               <w:spacing w:after="0" w:line="240" w:lineRule="auto"/>
               <w:jc w:val="center"/>
               <w:rPr>
@@ -2060,6 +2061,7 @@
           </w:tcPr>
           <w:p>
             <w:pPr>
+              <w:snapToGrid w:val="0"/>
               <w:spacing w:after="0" w:line="240" w:lineRule="auto"/>
               <w:jc w:val="center"/>
               <w:rPr>
@@ -2076,9 +2078,6 @@
         </w:tc>
       </w:tr>
       <w:tr>
-        <w:trPr>
-          <w:trHeight w:val="69"/>
-        </w:trPr>
         <w:tc>
           <w:tcPr>
             <w:tcW w:w="4815" w:type="dxa"/>
@@ -2088,6 +2087,7 @@
           </w:tcPr>
           <w:p>
             <w:pPr>
+              <w:snapToGrid w:val="0"/>
               <w:spacing w:after="0" w:line="240" w:lineRule="auto"/>
               <w:jc w:val="center"/>
               <w:rPr>
@@ -2141,6 +2141,7 @@
           </w:tcPr>
           <w:p>
             <w:pPr>
+              <w:snapToGrid w:val="0"/>
               <w:spacing w:after="0" w:line="240" w:lineRule="auto"/>
               <w:jc w:val="center"/>
               <w:rPr>
@@ -2187,6 +2188,7 @@
           </w:tcPr>
           <w:p>
             <w:pPr>
+              <w:snapToGrid w:val="0"/>
               <w:spacing w:after="0" w:line="240" w:lineRule="auto"/>
               <w:jc w:val="center"/>
               <w:rPr>
@@ -2203,9 +2205,6 @@
         </w:tc>
       </w:tr>
       <w:tr>
-        <w:trPr>
-          <w:trHeight w:val="69"/>
-        </w:trPr>
         <w:tc>
           <w:tcPr>
             <w:tcW w:w="4815" w:type="dxa"/>
@@ -2215,6 +2214,7 @@
           </w:tcPr>
           <w:p>
             <w:pPr>
+              <w:snapToGrid w:val="0"/>
               <w:spacing w:after="0" w:line="240" w:lineRule="auto"/>
               <w:jc w:val="center"/>
               <w:rPr>
@@ -2268,6 +2268,7 @@
           </w:tcPr>
           <w:p>
             <w:pPr>
+              <w:snapToGrid w:val="0"/>
               <w:spacing w:after="0" w:line="240" w:lineRule="auto"/>
               <w:jc w:val="center"/>
               <w:rPr>
@@ -2320,6 +2321,7 @@
           </w:tcPr>
           <w:p>
             <w:pPr>
+              <w:snapToGrid w:val="0"/>
               <w:spacing w:after="0" w:line="240" w:lineRule="auto"/>
               <w:jc w:val="center"/>
               <w:rPr>
@@ -2336,9 +2338,6 @@
         </w:tc>
       </w:tr>
       <w:tr>
-        <w:trPr>
-          <w:trHeight w:val="69"/>
-        </w:trPr>
         <w:tc>
           <w:tcPr>
             <w:tcW w:w="4815" w:type="dxa"/>
@@ -2348,6 +2347,7 @@
           </w:tcPr>
           <w:p>
             <w:pPr>
+              <w:snapToGrid w:val="0"/>
               <w:spacing w:after="0" w:line="240" w:lineRule="auto"/>
               <w:jc w:val="center"/>
               <w:rPr>
@@ -2395,6 +2395,7 @@
           </w:tcPr>
           <w:p>
             <w:pPr>
+              <w:snapToGrid w:val="0"/>
               <w:spacing w:after="0" w:line="240" w:lineRule="auto"/>
               <w:jc w:val="center"/>
               <w:rPr>
@@ -2471,6 +2472,7 @@
           </w:tcPr>
           <w:p>
             <w:pPr>
+              <w:snapToGrid w:val="0"/>
               <w:spacing w:after="0" w:line="240" w:lineRule="auto"/>
               <w:jc w:val="center"/>
               <w:rPr>
@@ -2487,9 +2489,6 @@
         </w:tc>
       </w:tr>
       <w:tr>
-        <w:trPr>
-          <w:trHeight w:val="69"/>
-        </w:trPr>
         <w:tc>
           <w:tcPr>
             <w:tcW w:w="10595" w:type="dxa"/>
@@ -2498,6 +2497,7 @@
           </w:tcPr>
           <w:p>
             <w:pPr>
+              <w:snapToGrid w:val="0"/>
               <w:spacing w:after="0" w:line="240" w:lineRule="auto"/>
               <w:rPr>
                 <w:rFonts w:ascii="Times New Roman Regular" w:hAnsi="Times New Roman Regular" w:cs="Times New Roman Regular"/>
@@ -2637,9 +2637,6 @@
         </w:tc>
       </w:tr>
       <w:tr>
-        <w:trPr>
-          <w:trHeight w:val="69"/>
-        </w:trPr>
         <w:tc>
           <w:tcPr>
             <w:tcW w:w="4815" w:type="dxa"/>
@@ -2648,6 +2645,7 @@
           </w:tcPr>
           <w:p>
             <w:pPr>
+              <w:snapToGrid w:val="0"/>
               <w:spacing w:after="0" w:line="240" w:lineRule="auto"/>
               <w:jc w:val="center"/>
               <w:rPr>
@@ -2682,6 +2680,7 @@
           </w:tcPr>
           <w:p>
             <w:pPr>
+              <w:snapToGrid w:val="0"/>
               <w:spacing w:after="0" w:line="240" w:lineRule="auto"/>
               <w:jc w:val="center"/>
               <w:rPr>
@@ -2708,6 +2707,7 @@
           </w:tcPr>
           <w:p>
             <w:pPr>
+              <w:snapToGrid w:val="0"/>
               <w:spacing w:after="0" w:line="240" w:lineRule="auto"/>
               <w:jc w:val="center"/>
               <w:rPr>
@@ -2726,9 +2726,6 @@
         </w:tc>
       </w:tr>
       <w:tr>
-        <w:trPr>
-          <w:trHeight w:val="69"/>
-        </w:trPr>
         <w:tc>
           <w:tcPr>
             <w:tcW w:w="4815" w:type="dxa"/>
@@ -2737,6 +2734,7 @@
           </w:tcPr>
           <w:p>
             <w:pPr>
+              <w:snapToGrid w:val="0"/>
               <w:spacing w:after="0" w:line="240" w:lineRule="auto"/>
               <w:jc w:val="center"/>
               <w:rPr>
@@ -2797,6 +2795,7 @@
           </w:tcPr>
           <w:p>
             <w:pPr>
+              <w:snapToGrid w:val="0"/>
               <w:spacing w:after="0" w:line="240" w:lineRule="auto"/>
               <w:jc w:val="center"/>
               <w:rPr>
@@ -2819,6 +2818,7 @@
           </w:tcPr>
           <w:p>
             <w:pPr>
+              <w:snapToGrid w:val="0"/>
               <w:spacing w:after="0" w:line="240" w:lineRule="auto"/>
               <w:jc w:val="center"/>
               <w:rPr>
@@ -2835,9 +2835,6 @@
         </w:tc>
       </w:tr>
       <w:tr>
-        <w:trPr>
-          <w:trHeight w:val="69"/>
-        </w:trPr>
         <w:tc>
           <w:tcPr>
             <w:tcW w:w="4815" w:type="dxa"/>
@@ -2846,6 +2843,7 @@
           </w:tcPr>
           <w:p>
             <w:pPr>
+              <w:snapToGrid w:val="0"/>
               <w:spacing w:after="0" w:line="240" w:lineRule="auto"/>
               <w:jc w:val="center"/>
               <w:rPr>
@@ -2882,6 +2880,7 @@
           </w:tcPr>
           <w:p>
             <w:pPr>
+              <w:snapToGrid w:val="0"/>
               <w:spacing w:after="0" w:line="240" w:lineRule="auto"/>
               <w:jc w:val="center"/>
               <w:rPr>
@@ -2904,6 +2903,7 @@
           </w:tcPr>
           <w:p>
             <w:pPr>
+              <w:snapToGrid w:val="0"/>
               <w:spacing w:after="0" w:line="240" w:lineRule="auto"/>
               <w:jc w:val="center"/>
               <w:rPr>
@@ -2920,9 +2920,6 @@
         </w:tc>
       </w:tr>
       <w:tr>
-        <w:trPr>
-          <w:trHeight w:val="69"/>
-        </w:trPr>
         <w:tc>
           <w:tcPr>
             <w:tcW w:w="4815" w:type="dxa"/>
@@ -2931,6 +2928,7 @@
           </w:tcPr>
           <w:p>
             <w:pPr>
+              <w:snapToGrid w:val="0"/>
               <w:spacing w:after="0" w:line="240" w:lineRule="auto"/>
               <w:jc w:val="center"/>
               <w:rPr>
@@ -2967,6 +2965,7 @@
           </w:tcPr>
           <w:p>
             <w:pPr>
+              <w:snapToGrid w:val="0"/>
               <w:spacing w:after="0" w:line="240" w:lineRule="auto"/>
               <w:jc w:val="center"/>
               <w:rPr>
@@ -3007,6 +3006,7 @@
           </w:tcPr>
           <w:p>
             <w:pPr>
+              <w:snapToGrid w:val="0"/>
               <w:spacing w:after="0" w:line="240" w:lineRule="auto"/>
               <w:jc w:val="center"/>
               <w:rPr>
@@ -3023,9 +3023,6 @@
         </w:tc>
       </w:tr>
       <w:tr>
-        <w:trPr>
-          <w:trHeight w:val="69"/>
-        </w:trPr>
         <w:tc>
           <w:tcPr>
             <w:tcW w:w="4815" w:type="dxa"/>
@@ -3034,6 +3031,7 @@
           </w:tcPr>
           <w:p>
             <w:pPr>
+              <w:snapToGrid w:val="0"/>
               <w:spacing w:after="0" w:line="240" w:lineRule="auto"/>
               <w:jc w:val="center"/>
               <w:rPr>
@@ -3070,6 +3068,7 @@
           </w:tcPr>
           <w:p>
             <w:pPr>
+              <w:snapToGrid w:val="0"/>
               <w:spacing w:after="0" w:line="240" w:lineRule="auto"/>
               <w:jc w:val="center"/>
               <w:rPr>
@@ -3092,6 +3091,7 @@
           </w:tcPr>
           <w:p>
             <w:pPr>
+              <w:snapToGrid w:val="0"/>
               <w:spacing w:after="0" w:line="240" w:lineRule="auto"/>
               <w:jc w:val="center"/>
               <w:rPr>
@@ -3108,9 +3108,6 @@
         </w:tc>
       </w:tr>
       <w:tr>
-        <w:trPr>
-          <w:trHeight w:val="69"/>
-        </w:trPr>
         <w:tc>
           <w:tcPr>
             <w:tcW w:w="10595" w:type="dxa"/>
@@ -3119,6 +3116,7 @@
           </w:tcPr>
           <w:p>
             <w:pPr>
+              <w:snapToGrid w:val="0"/>
               <w:spacing w:after="0" w:line="240" w:lineRule="auto"/>
               <w:jc w:val="center"/>
               <w:rPr>
@@ -3223,9 +3221,6 @@
         </w:tc>
       </w:tr>
       <w:tr>
-        <w:trPr>
-          <w:trHeight w:val="69"/>
-        </w:trPr>
         <w:tc>
           <w:tcPr>
             <w:tcW w:w="2689" w:type="dxa"/>
@@ -3234,6 +3229,7 @@
           </w:tcPr>
           <w:p>
             <w:pPr>
+              <w:snapToGrid w:val="0"/>
               <w:spacing w:after="0" w:line="240" w:lineRule="auto"/>
               <w:jc w:val="center"/>
               <w:rPr>
@@ -3260,6 +3256,7 @@
           </w:tcPr>
           <w:p>
             <w:pPr>
+              <w:snapToGrid w:val="0"/>
               <w:spacing w:after="0" w:line="240" w:lineRule="auto"/>
               <w:jc w:val="center"/>
               <w:rPr>
@@ -3286,6 +3283,7 @@
           </w:tcPr>
           <w:p>
             <w:pPr>
+              <w:snapToGrid w:val="0"/>
               <w:spacing w:after="0" w:line="240" w:lineRule="auto"/>
               <w:jc w:val="center"/>
               <w:rPr>
@@ -3306,9 +3304,6 @@
         </w:tc>
       </w:tr>
       <w:tr>
-        <w:trPr>
-          <w:trHeight w:val="69"/>
-        </w:trPr>
         <w:tc>
           <w:tcPr>
             <w:tcW w:w="2689" w:type="dxa"/>
@@ -3317,6 +3312,7 @@
           </w:tcPr>
           <w:p>
             <w:pPr>
+              <w:snapToGrid w:val="0"/>
               <w:spacing w:after="0" w:line="240" w:lineRule="auto"/>
               <w:jc w:val="center"/>
               <w:rPr>
@@ -3345,6 +3341,7 @@
           </w:tcPr>
           <w:p>
             <w:pPr>
+              <w:snapToGrid w:val="0"/>
               <w:spacing w:after="0" w:line="240" w:lineRule="auto"/>
               <w:jc w:val="center"/>
               <w:rPr>
@@ -3391,6 +3388,7 @@
           </w:tcPr>
           <w:p>
             <w:pPr>
+              <w:snapToGrid w:val="0"/>
               <w:spacing w:after="0" w:line="240" w:lineRule="auto"/>
               <w:jc w:val="center"/>
               <w:rPr>
@@ -3407,9 +3405,6 @@
         </w:tc>
       </w:tr>
       <w:tr>
-        <w:trPr>
-          <w:trHeight w:val="69"/>
-        </w:trPr>
         <w:tc>
           <w:tcPr>
             <w:tcW w:w="2689" w:type="dxa"/>
@@ -3418,6 +3413,7 @@
           </w:tcPr>
           <w:p>
             <w:pPr>
+              <w:snapToGrid w:val="0"/>
               <w:spacing w:after="0" w:line="240" w:lineRule="auto"/>
               <w:jc w:val="center"/>
               <w:rPr>
@@ -3452,6 +3448,7 @@
           </w:tcPr>
           <w:p>
             <w:pPr>
+              <w:snapToGrid w:val="0"/>
               <w:spacing w:after="0" w:line="240" w:lineRule="auto"/>
               <w:jc w:val="center"/>
               <w:rPr>
@@ -3504,6 +3501,7 @@
           </w:tcPr>
           <w:p>
             <w:pPr>
+              <w:snapToGrid w:val="0"/>
               <w:spacing w:after="0" w:line="240" w:lineRule="auto"/>
               <w:jc w:val="center"/>
               <w:rPr>
@@ -3520,9 +3518,6 @@
         </w:tc>
       </w:tr>
       <w:tr>
-        <w:trPr>
-          <w:trHeight w:val="69"/>
-        </w:trPr>
         <w:tc>
           <w:tcPr>
             <w:tcW w:w="2689" w:type="dxa"/>
@@ -3531,6 +3526,7 @@
           </w:tcPr>
           <w:p>
             <w:pPr>
+              <w:snapToGrid w:val="0"/>
               <w:spacing w:after="0" w:line="240" w:lineRule="auto"/>
               <w:jc w:val="center"/>
               <w:rPr>
@@ -3559,6 +3555,7 @@
           </w:tcPr>
           <w:p>
             <w:pPr>
+              <w:snapToGrid w:val="0"/>
               <w:spacing w:after="0" w:line="240" w:lineRule="auto"/>
               <w:jc w:val="center"/>
               <w:rPr>
@@ -3593,6 +3590,7 @@
           </w:tcPr>
           <w:p>
             <w:pPr>
+              <w:snapToGrid w:val="0"/>
               <w:spacing w:after="0" w:line="240" w:lineRule="auto"/>
               <w:jc w:val="center"/>
               <w:rPr>
@@ -3609,9 +3607,6 @@
         </w:tc>
       </w:tr>
       <w:tr>
-        <w:trPr>
-          <w:trHeight w:val="69"/>
-        </w:trPr>
         <w:tc>
           <w:tcPr>
             <w:tcW w:w="2689" w:type="dxa"/>
@@ -3620,6 +3615,7 @@
           </w:tcPr>
           <w:p>
             <w:pPr>
+              <w:snapToGrid w:val="0"/>
               <w:spacing w:after="0" w:line="240" w:lineRule="auto"/>
               <w:jc w:val="center"/>
               <w:rPr>
@@ -3648,6 +3644,7 @@
           </w:tcPr>
           <w:p>
             <w:pPr>
+              <w:snapToGrid w:val="0"/>
               <w:spacing w:after="0" w:line="240" w:lineRule="auto"/>
               <w:jc w:val="center"/>
               <w:rPr>
@@ -3706,6 +3703,7 @@
           </w:tcPr>
           <w:p>
             <w:pPr>
+              <w:snapToGrid w:val="0"/>
               <w:spacing w:after="0" w:line="240" w:lineRule="auto"/>
               <w:jc w:val="center"/>
               <w:rPr>
@@ -3722,9 +3720,6 @@
         </w:tc>
       </w:tr>
       <w:tr>
-        <w:trPr>
-          <w:trHeight w:val="69"/>
-        </w:trPr>
         <w:tc>
           <w:tcPr>
             <w:tcW w:w="2689" w:type="dxa"/>
@@ -3733,17 +3728,17 @@
           </w:tcPr>
           <w:p>
             <w:pPr>
-              <w:spacing w:after="0" w:line="240" w:lineRule="auto"/>
-              <w:jc w:val="center"/>
-              <w:rPr>
-                <w:rFonts w:ascii="Times New Roman Regular" w:hAnsi="Times New Roman Regular" w:cs="Times New Roman Regular"/>
-              </w:rPr>
-            </w:pPr>
-            <w:r>
-              <w:rPr>
-                <w:rFonts w:ascii="Times New Roman Regular" w:hAnsi="Times New Roman Regular" w:cs="Times New Roman Regular"/>
-              </w:rPr>
-              <w:lastRenderedPageBreak/>
+              <w:snapToGrid w:val="0"/>
+              <w:spacing w:after="0" w:line="240" w:lineRule="auto"/>
+              <w:jc w:val="center"/>
+              <w:rPr>
+                <w:rFonts w:ascii="Times New Roman Regular" w:hAnsi="Times New Roman Regular" w:cs="Times New Roman Regular"/>
+              </w:rPr>
+            </w:pPr>
+            <w:r>
+              <w:rPr>
+                <w:rFonts w:ascii="Times New Roman Regular" w:hAnsi="Times New Roman Regular" w:cs="Times New Roman Regular"/>
+              </w:rPr>
               <w:t>暂不启动</w:t>
             </w:r>
             <w:r>
@@ -3768,6 +3763,7 @@
           </w:tcPr>
           <w:p>
             <w:pPr>
+              <w:snapToGrid w:val="0"/>
               <w:spacing w:after="0" w:line="240" w:lineRule="auto"/>
               <w:jc w:val="center"/>
               <w:rPr>
@@ -3790,6 +3786,7 @@
           </w:tcPr>
           <w:p>
             <w:pPr>
+              <w:snapToGrid w:val="0"/>
               <w:spacing w:after="0" w:line="240" w:lineRule="auto"/>
               <w:jc w:val="center"/>
               <w:rPr>
@@ -3806,9 +3803,6 @@
         </w:tc>
       </w:tr>
       <w:tr>
-        <w:trPr>
-          <w:trHeight w:val="69"/>
-        </w:trPr>
         <w:tc>
           <w:tcPr>
             <w:tcW w:w="2689" w:type="dxa"/>
@@ -3817,6 +3811,7 @@
           </w:tcPr>
           <w:p>
             <w:pPr>
+              <w:snapToGrid w:val="0"/>
               <w:spacing w:after="0" w:line="240" w:lineRule="auto"/>
               <w:jc w:val="center"/>
               <w:rPr>
@@ -3833,6 +3828,7 @@
           </w:tcPr>
           <w:p>
             <w:pPr>
+              <w:snapToGrid w:val="0"/>
               <w:spacing w:after="0" w:line="240" w:lineRule="auto"/>
               <w:jc w:val="center"/>
               <w:rPr>
@@ -3897,6 +3893,7 @@
           </w:tcPr>
           <w:p>
             <w:pPr>
+              <w:snapToGrid w:val="0"/>
               <w:spacing w:after="0" w:line="240" w:lineRule="auto"/>
               <w:jc w:val="center"/>
               <w:rPr>
@@ -3915,6 +3912,7 @@
     </w:tbl>
     <w:p>
       <w:pPr>
+        <w:snapToGrid w:val="0"/>
         <w:spacing w:after="0" w:line="240" w:lineRule="auto"/>
         <w:rPr>
           <w:rFonts w:ascii="Times New Roman Regular" w:eastAsia="楷体" w:hAnsi="Times New Roman Regular" w:cs="Times New Roman Regular"/>
@@ -4066,6 +4064,7 @@
     </w:p>
     <w:p>
       <w:pPr>
+        <w:snapToGrid w:val="0"/>
         <w:spacing w:after="0" w:line="240" w:lineRule="auto"/>
         <w:rPr>
           <w:rFonts w:ascii="Times New Roman Regular" w:eastAsia="楷体" w:hAnsi="Times New Roman Regular" w:cs="Times New Roman Regular"/>
